--- a/landing-page/program-detail/rushford-business-school/mba/11-mba-in-finance.docx
+++ b/landing-page/program-detail/rushford-business-school/mba/11-mba-in-finance.docx
@@ -336,7 +336,7 @@
     </w:p>
     <w:p>
       <w:r>
-        <w:t>A finance career rewards people who can do two things at once: hold the technical line on investments, securities, and corporate finance, and explain the position to everyone else in the room. This MBA trains both. The Rushford management core runs first, then the specialization goes through investments, corporate investment management, international finance, portfolio management, securities analysis, and hedge fund management, with electives covering borrowing, fundraising, and collections.</w:t>
+        <w:t>A finance career rewards people who can do two things at once: hold the technical line on investments, securities, and corporate finance, and explain the position to everyone else in the room. This MBA trains both. The Rushford management core runs first, then the specialisation goes through investments, corporate investment management, international finance, portfolio management, securities analysis, and hedge fund management, with electives covering borrowing, fundraising, and collections.</w:t>
       </w:r>
     </w:p>
     <w:p>
@@ -616,7 +616,7 @@
     </w:p>
     <w:p>
       <w:r>
-        <w:t>Four stages: management foundations, the business core, the finance specialization, and a capstone on a live financial problem.</w:t>
+        <w:t>Four stages: management foundations, the business core, the finance specialisation, and a capstone on a live financial problem.</w:t>
       </w:r>
     </w:p>
     <w:p>
@@ -747,7 +747,7 @@
         <w:spacing w:before="200"/>
       </w:pPr>
       <w:r>
-        <w:t>Stage 3 · The finance specialization</w:t>
+        <w:t>Stage 3 · The finance specialisation</w:t>
       </w:r>
     </w:p>
     <w:p>
@@ -1048,7 +1048,7 @@
     </w:p>
     <w:p>
       <w:r>
-        <w:t>Labeeb's 2025 review of UAE banking hiring describes structural demand in risk, treasury, digital banking, and Islamic finance, with senior risk and treasury roles at tier-one banks paying AED 35,000 to 80,000 a month.</w:t>
+        <w:t>UAE banking hiring shows structural demand in risk, treasury, digital banking, and Islamic finance, with senior risk and treasury roles among the hardest to fill.</w:t>
       </w:r>
     </w:p>
     <w:p>
@@ -1074,7 +1074,7 @@
     </w:p>
     <w:p>
       <w:r>
-        <w:t>Banks and fintechs compete for people who understand both finance and technology, and mid-level analyst bands in growth-stage fintechs sit around AED 18,000 to 28,000 a month.</w:t>
+        <w:t>Banks and fintechs compete for people who understand both finance and technology, which keeps formal qualifications in demand.</w:t>
       </w:r>
     </w:p>
     <w:p>
@@ -1087,7 +1087,7 @@
     </w:p>
     <w:p>
       <w:r>
-        <w:t>Taggd's 2026 GCC study reports nine in ten employers struggling to find qualified candidates, and finance functions are among the most affected.</w:t>
+        <w:t>Across the Gulf, employers keep reporting shortages of qualified candidates, and finance functions are among the most affected.</w:t>
       </w:r>
     </w:p>
     <w:p>

--- a/landing-page/program-detail/rushford-business-school/mba/11-mba-in-finance.docx
+++ b/landing-page/program-detail/rushford-business-school/mba/11-mba-in-finance.docx
@@ -38,7 +38,7 @@
         <w:t xml:space="preserve">Meta Description: </w:t>
       </w:r>
       <w:r>
-        <w:t>16-month online MBA in Finance from Rushford Business School. Investments, portfolio management, corporate finance. 90 ECTS, AED instalments. Enquire now.</w:t>
+        <w:t>16-month online MBA in Finance from Rushford Business School. Investments, portfolio management, corporate finance. 90 ECTS, AED installments. Enquire now.</w:t>
       </w:r>
     </w:p>
     <w:p>
@@ -126,7 +126,7 @@
         <w:pStyle w:val="Heading2"/>
       </w:pPr>
       <w:r>
-        <w:t>Programme at a Glance</w:t>
+        <w:t>Program At A Glance</w:t>
       </w:r>
     </w:p>
     <w:tbl>
@@ -331,12 +331,12 @@
         <w:pStyle w:val="Heading2"/>
       </w:pPr>
       <w:r>
-        <w:t>Programme Overview</w:t>
+        <w:t>Program Overview</w:t>
       </w:r>
     </w:p>
     <w:p>
       <w:r>
-        <w:t>A finance career rewards people who can do two things at once: hold the technical line on investments, securities, and corporate finance, and explain the position to everyone else in the room. This MBA trains both. The Rushford management core runs first, then the specialisation goes through investments, corporate investment management, international finance, portfolio management, securities analysis, and hedge fund management, with electives covering borrowing, fundraising, and collections.</w:t>
+        <w:t>A finance career rewards people who can do two things at once: hold the technical line on investments, securities, and corporate finance, and explain the position to everyone else in the room. This MBA trains both. The Rushford management core runs first, then the specialization goes through investments, corporate investment management, international finance, portfolio management, securities analysis, and hedge fund management, with electives covering borrowing, fundraising, and collections.</w:t>
       </w:r>
     </w:p>
     <w:p>
@@ -349,7 +349,7 @@
         <w:pStyle w:val="Heading2"/>
       </w:pPr>
       <w:r>
-        <w:t>Why Choose This Programme</w:t>
+        <w:t>Why Choose This Program</w:t>
       </w:r>
     </w:p>
     <w:p>
@@ -409,7 +409,7 @@
         <w:rPr>
           <w:b/>
         </w:rPr>
-        <w:t>Instalments in dirhams, interest-free</w:t>
+        <w:t>Installments in dirhams, interest-free</w:t>
       </w:r>
     </w:p>
     <w:p>
@@ -454,7 +454,7 @@
         <w:pStyle w:val="ListNumber"/>
       </w:pPr>
       <w:r>
-        <w:t>Analyse investments with the discipline the market expects</w:t>
+        <w:t>Analyze investments with the discipline the market expects</w:t>
       </w:r>
     </w:p>
     <w:p>
@@ -606,7 +606,7 @@
         <w:pStyle w:val="Heading2"/>
       </w:pPr>
       <w:r>
-        <w:t>Programme Structure</w:t>
+        <w:t>Program Structure</w:t>
       </w:r>
     </w:p>
     <w:p>
@@ -616,7 +616,7 @@
     </w:p>
     <w:p>
       <w:r>
-        <w:t>Four stages: management foundations, the business core, the finance specialisation, and a capstone on a live financial problem.</w:t>
+        <w:t>Four stages: management foundations, the business core, the finance specialization, and a capstone on a live financial problem.</w:t>
       </w:r>
     </w:p>
     <w:p>
@@ -747,7 +747,7 @@
         <w:spacing w:before="200"/>
       </w:pPr>
       <w:r>
-        <w:t>Stage 3 · The finance specialisation</w:t>
+        <w:t>Stage 3 · The finance specialization</w:t>
       </w:r>
     </w:p>
     <w:p>
@@ -924,7 +924,7 @@
               <w:rPr>
                 <w:sz w:val="20"/>
               </w:rPr>
-              <w:t>Feedback on financial models and analyses, not presentation polish</w:t>
+              <w:t>Feedback on financial models and analyzes, not presentation polish</w:t>
             </w:r>
           </w:p>
         </w:tc>
@@ -940,7 +940,7 @@
                 <w:b/>
                 <w:sz w:val="20"/>
               </w:rPr>
-              <w:t>Affordable instalments</w:t>
+              <w:t>Affordable installments</w:t>
             </w:r>
           </w:p>
         </w:tc>
@@ -1011,7 +1011,7 @@
               <w:rPr>
                 <w:sz w:val="20"/>
               </w:rPr>
-              <w:t>Enrolment worked through with you, in order</w:t>
+              <w:t>Enrollment worked through with you, in order</w:t>
             </w:r>
           </w:p>
         </w:tc>
@@ -1204,7 +1204,7 @@
                 <w:b/>
                 <w:sz w:val="20"/>
               </w:rPr>
-              <w:t>Monthly Instalments</w:t>
+              <w:t>Monthly Installments</w:t>
             </w:r>
           </w:p>
         </w:tc>
@@ -1289,7 +1289,7 @@
         <w:t xml:space="preserve">Request the fee structure: </w:t>
       </w:r>
       <w:r>
-        <w:t>Fees vary with intake and study mode, so this page carries no fixed number. Request the personal breakdown from admissions; it costs nothing and binds you to nothing. Across our Master's programmes, totals usually sit between AED 16,000 and 40,000.</w:t>
+        <w:t>Fees vary with intake and study mode, so our admissions team shares no fixed number in advance. Request the personal breakdown from admissions; it costs nothing and binds you to nothing. Across our Master's programs, totals usually sit between AED 16,000 and 40,000.</w:t>
       </w:r>
     </w:p>
     <w:sectPr>
